--- a/Documentacion/05_Implementacion/Documento_de_Implementacion_y_Despliegue.docx
+++ b/Documentacion/05_Implementacion/Documento_de_Implementacion_y_Despliegue.docx
@@ -4,7 +4,7 @@
   <w:body>
     <w:p>
       <w:pPr>
-        <w:pStyle w:val="Ttulo3"/>
+        <w:pStyle w:val="Ttulo4"/>
       </w:pPr>
       <w:r>
         <w:t>SIGAD — Sistema Inteligente de Gestión y Análisis Documental</w:t>
@@ -318,6 +318,15 @@
       </w:pPr>
       <w:r>
         <w:t>Monitoreo y manejo de fallas</w:t>
+      </w:r>
+    </w:p>
+    <w:p>
+      <w:pPr>
+        <w:pStyle w:val="Listaconnmeros"/>
+        <w:ind w:left="720"/>
+      </w:pPr>
+      <w:r>
+        <w:t>Plan básico de mantenimiento</w:t>
       </w:r>
     </w:p>
     <w:p>
@@ -3551,7 +3560,939 @@
         <w:pStyle w:val="Ttulo2"/>
       </w:pPr>
       <w:r>
-        <w:t>10. Checklist de verificación post-instalación</w:t>
+        <w:t>10. Plan básico de mantenimiento</w:t>
+      </w:r>
+    </w:p>
+    <w:p>
+      <w:r>
+        <w:rPr>
+          <w:b/>
+        </w:rPr>
+        <w:t>Objetivo:</w:t>
+      </w:r>
+      <w:r>
+        <w:t xml:space="preserve"> preservar la operatividad, la seguridad y la actualidad de SIGAD tras su puesta en marcha, con un esfuerzo mínimo y procedimientos reproducibles.</w:t>
+      </w:r>
+    </w:p>
+    <w:p>
+      <w:pPr>
+        <w:pStyle w:val="Ttulo3"/>
+      </w:pPr>
+      <w:r>
+        <w:t>10.1 Tipos de mantenimiento previstos</w:t>
+      </w:r>
+    </w:p>
+    <w:tbl>
+      <w:tblPr>
+        <w:tblStyle w:val="Tablaconcuadrcula"/>
+        <w:tblW w:w="0" w:type="auto"/>
+        <w:jc w:val="center"/>
+        <w:tblLook w:val="04A0" w:firstRow="1" w:lastRow="0" w:firstColumn="1" w:lastColumn="0" w:noHBand="0" w:noVBand="1"/>
+      </w:tblPr>
+      <w:tblGrid>
+        <w:gridCol w:w="3041"/>
+        <w:gridCol w:w="3041"/>
+        <w:gridCol w:w="3041"/>
+      </w:tblGrid>
+      <w:tr>
+        <w:trPr>
+          <w:jc w:val="center"/>
+        </w:trPr>
+        <w:tc>
+          <w:tcPr>
+            <w:tcW w:w="3041" w:type="dxa"/>
+            <w:shd w:val="clear" w:color="auto" w:fill="1A3C6E"/>
+          </w:tcPr>
+          <w:p>
+            <w:r>
+              <w:rPr>
+                <w:b/>
+                <w:color w:val="FFFFFF"/>
+                <w:sz w:val="18"/>
+              </w:rPr>
+              <w:t>Tipo</w:t>
+            </w:r>
+          </w:p>
+        </w:tc>
+        <w:tc>
+          <w:tcPr>
+            <w:tcW w:w="3041" w:type="dxa"/>
+            <w:shd w:val="clear" w:color="auto" w:fill="1A3C6E"/>
+          </w:tcPr>
+          <w:p>
+            <w:r>
+              <w:rPr>
+                <w:b/>
+                <w:color w:val="FFFFFF"/>
+                <w:sz w:val="18"/>
+              </w:rPr>
+              <w:t>Descripción</w:t>
+            </w:r>
+          </w:p>
+        </w:tc>
+        <w:tc>
+          <w:tcPr>
+            <w:tcW w:w="3041" w:type="dxa"/>
+            <w:shd w:val="clear" w:color="auto" w:fill="1A3C6E"/>
+          </w:tcPr>
+          <w:p>
+            <w:r>
+              <w:rPr>
+                <w:b/>
+                <w:color w:val="FFFFFF"/>
+                <w:sz w:val="18"/>
+              </w:rPr>
+              <w:t>Ejemplo en SIGAD</w:t>
+            </w:r>
+          </w:p>
+        </w:tc>
+      </w:tr>
+      <w:tr>
+        <w:trPr>
+          <w:jc w:val="center"/>
+        </w:trPr>
+        <w:tc>
+          <w:tcPr>
+            <w:tcW w:w="3041" w:type="dxa"/>
+          </w:tcPr>
+          <w:p>
+            <w:r>
+              <w:rPr>
+                <w:sz w:val="18"/>
+              </w:rPr>
+              <w:t>Correctivo</w:t>
+            </w:r>
+          </w:p>
+        </w:tc>
+        <w:tc>
+          <w:tcPr>
+            <w:tcW w:w="3041" w:type="dxa"/>
+          </w:tcPr>
+          <w:p>
+            <w:r>
+              <w:rPr>
+                <w:sz w:val="18"/>
+              </w:rPr>
+              <w:t>Corregir fallas detectadas en operación</w:t>
+            </w:r>
+          </w:p>
+        </w:tc>
+        <w:tc>
+          <w:tcPr>
+            <w:tcW w:w="3041" w:type="dxa"/>
+          </w:tcPr>
+          <w:p>
+            <w:r>
+              <w:rPr>
+                <w:sz w:val="18"/>
+              </w:rPr>
+              <w:t>Error en la extracción de un PDF con codificación inusual</w:t>
+            </w:r>
+          </w:p>
+        </w:tc>
+      </w:tr>
+      <w:tr>
+        <w:trPr>
+          <w:jc w:val="center"/>
+        </w:trPr>
+        <w:tc>
+          <w:tcPr>
+            <w:tcW w:w="3041" w:type="dxa"/>
+            <w:shd w:val="clear" w:color="auto" w:fill="F5F7FA"/>
+          </w:tcPr>
+          <w:p>
+            <w:r>
+              <w:rPr>
+                <w:sz w:val="18"/>
+              </w:rPr>
+              <w:t>Preventivo</w:t>
+            </w:r>
+          </w:p>
+        </w:tc>
+        <w:tc>
+          <w:tcPr>
+            <w:tcW w:w="3041" w:type="dxa"/>
+            <w:shd w:val="clear" w:color="auto" w:fill="F5F7FA"/>
+          </w:tcPr>
+          <w:p>
+            <w:r>
+              <w:rPr>
+                <w:sz w:val="18"/>
+              </w:rPr>
+              <w:t>Evitar fallas mediante rutinas programadas</w:t>
+            </w:r>
+          </w:p>
+        </w:tc>
+        <w:tc>
+          <w:tcPr>
+            <w:tcW w:w="3041" w:type="dxa"/>
+            <w:shd w:val="clear" w:color="auto" w:fill="F5F7FA"/>
+          </w:tcPr>
+          <w:p>
+            <w:r>
+              <w:rPr>
+                <w:sz w:val="18"/>
+              </w:rPr>
+              <w:t>Respaldos periódicos y revisión de bitácora</w:t>
+            </w:r>
+          </w:p>
+        </w:tc>
+      </w:tr>
+      <w:tr>
+        <w:trPr>
+          <w:jc w:val="center"/>
+        </w:trPr>
+        <w:tc>
+          <w:tcPr>
+            <w:tcW w:w="3041" w:type="dxa"/>
+          </w:tcPr>
+          <w:p>
+            <w:r>
+              <w:rPr>
+                <w:sz w:val="18"/>
+              </w:rPr>
+              <w:t>Adaptativo</w:t>
+            </w:r>
+          </w:p>
+        </w:tc>
+        <w:tc>
+          <w:tcPr>
+            <w:tcW w:w="3041" w:type="dxa"/>
+          </w:tcPr>
+          <w:p>
+            <w:r>
+              <w:rPr>
+                <w:sz w:val="18"/>
+              </w:rPr>
+              <w:t>Ajustar a cambios del entorno</w:t>
+            </w:r>
+          </w:p>
+        </w:tc>
+        <w:tc>
+          <w:tcPr>
+            <w:tcW w:w="3041" w:type="dxa"/>
+          </w:tcPr>
+          <w:p>
+            <w:r>
+              <w:rPr>
+                <w:sz w:val="18"/>
+              </w:rPr>
+              <w:t>Actualización de Node.js o de pdfjs-dist/mammoth</w:t>
+            </w:r>
+          </w:p>
+        </w:tc>
+      </w:tr>
+      <w:tr>
+        <w:trPr>
+          <w:jc w:val="center"/>
+        </w:trPr>
+        <w:tc>
+          <w:tcPr>
+            <w:tcW w:w="3041" w:type="dxa"/>
+            <w:shd w:val="clear" w:color="auto" w:fill="F5F7FA"/>
+          </w:tcPr>
+          <w:p>
+            <w:r>
+              <w:rPr>
+                <w:sz w:val="18"/>
+              </w:rPr>
+              <w:t>Perfectivo</w:t>
+            </w:r>
+          </w:p>
+        </w:tc>
+        <w:tc>
+          <w:tcPr>
+            <w:tcW w:w="3041" w:type="dxa"/>
+            <w:shd w:val="clear" w:color="auto" w:fill="F5F7FA"/>
+          </w:tcPr>
+          <w:p>
+            <w:r>
+              <w:rPr>
+                <w:sz w:val="18"/>
+              </w:rPr>
+              <w:t>Mejorar capacidades existentes</w:t>
+            </w:r>
+          </w:p>
+        </w:tc>
+        <w:tc>
+          <w:tcPr>
+            <w:tcW w:w="3041" w:type="dxa"/>
+            <w:shd w:val="clear" w:color="auto" w:fill="F5F7FA"/>
+          </w:tcPr>
+          <w:p>
+            <w:r>
+              <w:rPr>
+                <w:sz w:val="18"/>
+              </w:rPr>
+              <w:t>Nuevas intenciones del chat, más categorías</w:t>
+            </w:r>
+          </w:p>
+        </w:tc>
+      </w:tr>
+    </w:tbl>
+    <w:p/>
+    <w:p>
+      <w:pPr>
+        <w:pStyle w:val="Ttulo3"/>
+      </w:pPr>
+      <w:r>
+        <w:lastRenderedPageBreak/>
+        <w:t>10.2 Rutina de mantenimiento</w:t>
+      </w:r>
+    </w:p>
+    <w:tbl>
+      <w:tblPr>
+        <w:tblStyle w:val="Tablaconcuadrcula"/>
+        <w:tblW w:w="0" w:type="auto"/>
+        <w:jc w:val="center"/>
+        <w:tblLook w:val="04A0" w:firstRow="1" w:lastRow="0" w:firstColumn="1" w:lastColumn="0" w:noHBand="0" w:noVBand="1"/>
+      </w:tblPr>
+      <w:tblGrid>
+        <w:gridCol w:w="3041"/>
+        <w:gridCol w:w="3041"/>
+        <w:gridCol w:w="3041"/>
+      </w:tblGrid>
+      <w:tr>
+        <w:trPr>
+          <w:jc w:val="center"/>
+        </w:trPr>
+        <w:tc>
+          <w:tcPr>
+            <w:tcW w:w="3041" w:type="dxa"/>
+            <w:shd w:val="clear" w:color="auto" w:fill="1A3C6E"/>
+          </w:tcPr>
+          <w:p>
+            <w:r>
+              <w:rPr>
+                <w:b/>
+                <w:color w:val="FFFFFF"/>
+                <w:sz w:val="18"/>
+              </w:rPr>
+              <w:t>Frecuencia</w:t>
+            </w:r>
+          </w:p>
+        </w:tc>
+        <w:tc>
+          <w:tcPr>
+            <w:tcW w:w="3041" w:type="dxa"/>
+            <w:shd w:val="clear" w:color="auto" w:fill="1A3C6E"/>
+          </w:tcPr>
+          <w:p>
+            <w:r>
+              <w:rPr>
+                <w:b/>
+                <w:color w:val="FFFFFF"/>
+                <w:sz w:val="18"/>
+              </w:rPr>
+              <w:t>Actividad</w:t>
+            </w:r>
+          </w:p>
+        </w:tc>
+        <w:tc>
+          <w:tcPr>
+            <w:tcW w:w="3041" w:type="dxa"/>
+            <w:shd w:val="clear" w:color="auto" w:fill="1A3C6E"/>
+          </w:tcPr>
+          <w:p>
+            <w:r>
+              <w:rPr>
+                <w:b/>
+                <w:color w:val="FFFFFF"/>
+                <w:sz w:val="18"/>
+              </w:rPr>
+              <w:t>Responsable</w:t>
+            </w:r>
+          </w:p>
+        </w:tc>
+      </w:tr>
+      <w:tr>
+        <w:trPr>
+          <w:jc w:val="center"/>
+        </w:trPr>
+        <w:tc>
+          <w:tcPr>
+            <w:tcW w:w="3041" w:type="dxa"/>
+          </w:tcPr>
+          <w:p>
+            <w:r>
+              <w:rPr>
+                <w:sz w:val="18"/>
+              </w:rPr>
+              <w:t>Diaria</w:t>
+            </w:r>
+          </w:p>
+        </w:tc>
+        <w:tc>
+          <w:tcPr>
+            <w:tcW w:w="3041" w:type="dxa"/>
+          </w:tcPr>
+          <w:p>
+            <w:r>
+              <w:rPr>
+                <w:sz w:val="18"/>
+              </w:rPr>
+              <w:t>Revisar la bitácora (events) buscando niveles WARN/ERROR</w:t>
+            </w:r>
+          </w:p>
+        </w:tc>
+        <w:tc>
+          <w:tcPr>
+            <w:tcW w:w="3041" w:type="dxa"/>
+          </w:tcPr>
+          <w:p>
+            <w:r>
+              <w:rPr>
+                <w:sz w:val="18"/>
+              </w:rPr>
+              <w:t>Administrador</w:t>
+            </w:r>
+          </w:p>
+        </w:tc>
+      </w:tr>
+      <w:tr>
+        <w:trPr>
+          <w:jc w:val="center"/>
+        </w:trPr>
+        <w:tc>
+          <w:tcPr>
+            <w:tcW w:w="3041" w:type="dxa"/>
+            <w:shd w:val="clear" w:color="auto" w:fill="F5F7FA"/>
+          </w:tcPr>
+          <w:p>
+            <w:r>
+              <w:rPr>
+                <w:sz w:val="18"/>
+              </w:rPr>
+              <w:t>Semanal</w:t>
+            </w:r>
+          </w:p>
+        </w:tc>
+        <w:tc>
+          <w:tcPr>
+            <w:tcW w:w="3041" w:type="dxa"/>
+            <w:shd w:val="clear" w:color="auto" w:fill="F5F7FA"/>
+          </w:tcPr>
+          <w:p>
+            <w:r>
+              <w:rPr>
+                <w:sz w:val="18"/>
+              </w:rPr>
+              <w:t>Exportar respaldo lógico (GET /api/backup) y verificar restauración en un entorno de prueba</w:t>
+            </w:r>
+          </w:p>
+        </w:tc>
+        <w:tc>
+          <w:tcPr>
+            <w:tcW w:w="3041" w:type="dxa"/>
+            <w:shd w:val="clear" w:color="auto" w:fill="F5F7FA"/>
+          </w:tcPr>
+          <w:p>
+            <w:r>
+              <w:rPr>
+                <w:sz w:val="18"/>
+              </w:rPr>
+              <w:t>Administrador</w:t>
+            </w:r>
+          </w:p>
+        </w:tc>
+      </w:tr>
+      <w:tr>
+        <w:trPr>
+          <w:jc w:val="center"/>
+        </w:trPr>
+        <w:tc>
+          <w:tcPr>
+            <w:tcW w:w="3041" w:type="dxa"/>
+          </w:tcPr>
+          <w:p>
+            <w:r>
+              <w:rPr>
+                <w:sz w:val="18"/>
+              </w:rPr>
+              <w:t>Semanal</w:t>
+            </w:r>
+          </w:p>
+        </w:tc>
+        <w:tc>
+          <w:tcPr>
+            <w:tcW w:w="3041" w:type="dxa"/>
+          </w:tcPr>
+          <w:p>
+            <w:r>
+              <w:rPr>
+                <w:sz w:val="18"/>
+              </w:rPr>
+              <w:t>Revisar documentos en estado error y reprocesarlos</w:t>
+            </w:r>
+          </w:p>
+        </w:tc>
+        <w:tc>
+          <w:tcPr>
+            <w:tcW w:w="3041" w:type="dxa"/>
+          </w:tcPr>
+          <w:p>
+            <w:r>
+              <w:rPr>
+                <w:sz w:val="18"/>
+              </w:rPr>
+              <w:t>Analista / Administrador</w:t>
+            </w:r>
+          </w:p>
+        </w:tc>
+      </w:tr>
+      <w:tr>
+        <w:trPr>
+          <w:jc w:val="center"/>
+        </w:trPr>
+        <w:tc>
+          <w:tcPr>
+            <w:tcW w:w="3041" w:type="dxa"/>
+            <w:shd w:val="clear" w:color="auto" w:fill="F5F7FA"/>
+          </w:tcPr>
+          <w:p>
+            <w:r>
+              <w:rPr>
+                <w:sz w:val="18"/>
+              </w:rPr>
+              <w:t>Mensual</w:t>
+            </w:r>
+          </w:p>
+        </w:tc>
+        <w:tc>
+          <w:tcPr>
+            <w:tcW w:w="3041" w:type="dxa"/>
+            <w:shd w:val="clear" w:color="auto" w:fill="F5F7FA"/>
+          </w:tcPr>
+          <w:p>
+            <w:r>
+              <w:rPr>
+                <w:sz w:val="18"/>
+              </w:rPr>
+              <w:t>Copia física de data/sigad.sqlite + uploads/ a un medio externo</w:t>
+            </w:r>
+          </w:p>
+        </w:tc>
+        <w:tc>
+          <w:tcPr>
+            <w:tcW w:w="3041" w:type="dxa"/>
+            <w:shd w:val="clear" w:color="auto" w:fill="F5F7FA"/>
+          </w:tcPr>
+          <w:p>
+            <w:r>
+              <w:rPr>
+                <w:sz w:val="18"/>
+              </w:rPr>
+              <w:t>Administrador</w:t>
+            </w:r>
+          </w:p>
+        </w:tc>
+      </w:tr>
+      <w:tr>
+        <w:trPr>
+          <w:jc w:val="center"/>
+        </w:trPr>
+        <w:tc>
+          <w:tcPr>
+            <w:tcW w:w="3041" w:type="dxa"/>
+          </w:tcPr>
+          <w:p>
+            <w:r>
+              <w:rPr>
+                <w:sz w:val="18"/>
+              </w:rPr>
+              <w:t>Mensual</w:t>
+            </w:r>
+          </w:p>
+        </w:tc>
+        <w:tc>
+          <w:tcPr>
+            <w:tcW w:w="3041" w:type="dxa"/>
+          </w:tcPr>
+          <w:p>
+            <w:r>
+              <w:rPr>
+                <w:sz w:val="18"/>
+              </w:rPr>
+              <w:t>Revisar el uso de disco de uploads/ y depurar documentos obsoletos</w:t>
+            </w:r>
+          </w:p>
+        </w:tc>
+        <w:tc>
+          <w:tcPr>
+            <w:tcW w:w="3041" w:type="dxa"/>
+          </w:tcPr>
+          <w:p>
+            <w:r>
+              <w:rPr>
+                <w:sz w:val="18"/>
+              </w:rPr>
+              <w:t>Administrador</w:t>
+            </w:r>
+          </w:p>
+        </w:tc>
+      </w:tr>
+      <w:tr>
+        <w:trPr>
+          <w:jc w:val="center"/>
+        </w:trPr>
+        <w:tc>
+          <w:tcPr>
+            <w:tcW w:w="3041" w:type="dxa"/>
+            <w:shd w:val="clear" w:color="auto" w:fill="F5F7FA"/>
+          </w:tcPr>
+          <w:p>
+            <w:r>
+              <w:rPr>
+                <w:sz w:val="18"/>
+              </w:rPr>
+              <w:t>Semestral</w:t>
+            </w:r>
+          </w:p>
+        </w:tc>
+        <w:tc>
+          <w:tcPr>
+            <w:tcW w:w="3041" w:type="dxa"/>
+            <w:shd w:val="clear" w:color="auto" w:fill="F5F7FA"/>
+          </w:tcPr>
+          <w:p>
+            <w:r>
+              <w:rPr>
+                <w:sz w:val="18"/>
+              </w:rPr>
+              <w:t>Actualizar dependencias (npm outdated / npm update) en entorno de prueba antes de producción</w:t>
+            </w:r>
+          </w:p>
+        </w:tc>
+        <w:tc>
+          <w:tcPr>
+            <w:tcW w:w="3041" w:type="dxa"/>
+            <w:shd w:val="clear" w:color="auto" w:fill="F5F7FA"/>
+          </w:tcPr>
+          <w:p>
+            <w:r>
+              <w:rPr>
+                <w:sz w:val="18"/>
+              </w:rPr>
+              <w:t>Desarrollador</w:t>
+            </w:r>
+          </w:p>
+        </w:tc>
+      </w:tr>
+      <w:tr>
+        <w:trPr>
+          <w:jc w:val="center"/>
+        </w:trPr>
+        <w:tc>
+          <w:tcPr>
+            <w:tcW w:w="3041" w:type="dxa"/>
+          </w:tcPr>
+          <w:p>
+            <w:r>
+              <w:rPr>
+                <w:sz w:val="18"/>
+              </w:rPr>
+              <w:t>Semestral</w:t>
+            </w:r>
+          </w:p>
+        </w:tc>
+        <w:tc>
+          <w:tcPr>
+            <w:tcW w:w="3041" w:type="dxa"/>
+          </w:tcPr>
+          <w:p>
+            <w:r>
+              <w:rPr>
+                <w:sz w:val="18"/>
+              </w:rPr>
+              <w:t>Revisar SESSION_TTL_DAYS, límites de carga y variables de entorno</w:t>
+            </w:r>
+          </w:p>
+        </w:tc>
+        <w:tc>
+          <w:tcPr>
+            <w:tcW w:w="3041" w:type="dxa"/>
+          </w:tcPr>
+          <w:p>
+            <w:r>
+              <w:rPr>
+                <w:sz w:val="18"/>
+              </w:rPr>
+              <w:t>Desarrollador</w:t>
+            </w:r>
+          </w:p>
+        </w:tc>
+      </w:tr>
+      <w:tr>
+        <w:trPr>
+          <w:jc w:val="center"/>
+        </w:trPr>
+        <w:tc>
+          <w:tcPr>
+            <w:tcW w:w="3041" w:type="dxa"/>
+            <w:shd w:val="clear" w:color="auto" w:fill="F5F7FA"/>
+          </w:tcPr>
+          <w:p>
+            <w:r>
+              <w:rPr>
+                <w:sz w:val="18"/>
+              </w:rPr>
+              <w:t>Anual</w:t>
+            </w:r>
+          </w:p>
+        </w:tc>
+        <w:tc>
+          <w:tcPr>
+            <w:tcW w:w="3041" w:type="dxa"/>
+            <w:shd w:val="clear" w:color="auto" w:fill="F5F7FA"/>
+          </w:tcPr>
+          <w:p>
+            <w:r>
+              <w:rPr>
+                <w:sz w:val="18"/>
+              </w:rPr>
+              <w:t>Revisar y actualizar la documentación técnica y de usuario</w:t>
+            </w:r>
+          </w:p>
+        </w:tc>
+        <w:tc>
+          <w:tcPr>
+            <w:tcW w:w="3041" w:type="dxa"/>
+            <w:shd w:val="clear" w:color="auto" w:fill="F5F7FA"/>
+          </w:tcPr>
+          <w:p>
+            <w:r>
+              <w:rPr>
+                <w:sz w:val="18"/>
+              </w:rPr>
+              <w:t>Desarrollador</w:t>
+            </w:r>
+          </w:p>
+        </w:tc>
+      </w:tr>
+    </w:tbl>
+    <w:p/>
+    <w:p>
+      <w:pPr>
+        <w:pStyle w:val="Ttulo3"/>
+      </w:pPr>
+      <w:r>
+        <w:t>10.3 Procedimiento de cambio y despliegue</w:t>
+      </w:r>
+    </w:p>
+    <w:p>
+      <w:pPr>
+        <w:pStyle w:val="Listaconnmeros"/>
+        <w:ind w:left="720"/>
+      </w:pPr>
+      <w:r>
+        <w:t>Crear una rama de trabajo y desarrollar el cambio.</w:t>
+      </w:r>
+    </w:p>
+    <w:p>
+      <w:pPr>
+        <w:pStyle w:val="Listaconnmeros"/>
+        <w:ind w:left="720"/>
+      </w:pPr>
+      <w:r>
+        <w:t xml:space="preserve">Ejecutar </w:t>
+      </w:r>
+      <w:r>
+        <w:rPr>
+          <w:rFonts w:ascii="Courier New" w:hAnsi="Courier New"/>
+          <w:color w:val="C7254E"/>
+          <w:sz w:val="18"/>
+        </w:rPr>
+        <w:t>npm.cmd test</w:t>
+      </w:r>
+      <w:r>
+        <w:t xml:space="preserve"> (debe dar 38/38) y el smoke E2E (</w:t>
+      </w:r>
+      <w:r>
+        <w:rPr>
+          <w:rFonts w:ascii="Courier New" w:hAnsi="Courier New"/>
+          <w:color w:val="C7254E"/>
+          <w:sz w:val="18"/>
+        </w:rPr>
+        <w:t>node server/test/smoke.mjs</w:t>
+      </w:r>
+      <w:r>
+        <w:t>).</w:t>
+      </w:r>
+    </w:p>
+    <w:p>
+      <w:pPr>
+        <w:pStyle w:val="Listaconnmeros"/>
+        <w:ind w:left="720"/>
+      </w:pPr>
+      <w:r>
+        <w:t>Actualizar la documentación afectada (código ↔ documentos de las cinco fases).</w:t>
+      </w:r>
+    </w:p>
+    <w:p>
+      <w:pPr>
+        <w:pStyle w:val="Listaconnmeros"/>
+        <w:ind w:left="720"/>
+      </w:pPr>
+      <w:r>
+        <w:t>Respaldar la base y los archivos antes de desplegar.</w:t>
+      </w:r>
+    </w:p>
+    <w:p>
+      <w:pPr>
+        <w:pStyle w:val="Listaconnmeros"/>
+        <w:ind w:left="720"/>
+      </w:pPr>
+      <w:r>
+        <w:t>Desplegar y verificar el checklist de la sección 11.</w:t>
+      </w:r>
+    </w:p>
+    <w:p>
+      <w:pPr>
+        <w:pStyle w:val="Listaconnmeros"/>
+        <w:ind w:left="720"/>
+      </w:pPr>
+      <w:r>
+        <w:t>Registrar el cambio en el control de versiones (Git) con mensaje descriptivo.</w:t>
+      </w:r>
+    </w:p>
+    <w:p>
+      <w:pPr>
+        <w:pStyle w:val="Ttulo3"/>
+      </w:pPr>
+      <w:r>
+        <w:t>10.4 Criterios de reconstrucción</w:t>
+      </w:r>
+    </w:p>
+    <w:p>
+      <w:pPr>
+        <w:pStyle w:val="Listaconvietas"/>
+        <w:ind w:left="720"/>
+      </w:pPr>
+      <w:r>
+        <w:t xml:space="preserve">Los índices en memoria (TF-IDF, modelo Bayes y espacio LSA) se reconstruyen automáticamente al reiniciar el servidor a partir de </w:t>
+      </w:r>
+      <w:r>
+        <w:rPr>
+          <w:rFonts w:ascii="Courier New" w:hAnsi="Courier New"/>
+          <w:color w:val="C7254E"/>
+          <w:sz w:val="18"/>
+        </w:rPr>
+        <w:t>docs.text</w:t>
+      </w:r>
+      <w:r>
+        <w:t>; no requieren mantenimiento manual.</w:t>
+      </w:r>
+    </w:p>
+    <w:p>
+      <w:pPr>
+        <w:pStyle w:val="Listaconvietas"/>
+        <w:ind w:left="720"/>
+      </w:pPr>
+      <w:r>
+        <w:t>Si se sospecha corrupción de índices, basta con reiniciar el proceso (no afecta a los datos persistidos).</w:t>
+      </w:r>
+    </w:p>
+    <w:p>
+      <w:pPr>
+        <w:pStyle w:val="Listaconvietas"/>
+        <w:ind w:left="720"/>
+      </w:pPr>
+      <w:r>
+        <w:t>Si se corrompe la base, restaurar desde el respaldo físico o lógico (sección 6).</w:t>
+      </w:r>
+    </w:p>
+    <w:p>
+      <w:pPr>
+        <w:pStyle w:val="Ttulo3"/>
+      </w:pPr>
+      <w:r>
+        <w:t>10.5 Indicadores de salud a vigilar</w:t>
+      </w:r>
+    </w:p>
+    <w:p>
+      <w:pPr>
+        <w:pStyle w:val="Listaconvietas"/>
+        <w:ind w:left="720"/>
+      </w:pPr>
+      <w:r>
+        <w:t xml:space="preserve">Proporción de documentos en estado </w:t>
+      </w:r>
+      <w:r>
+        <w:rPr>
+          <w:rFonts w:ascii="Courier New" w:hAnsi="Courier New"/>
+          <w:color w:val="C7254E"/>
+          <w:sz w:val="18"/>
+        </w:rPr>
+        <w:t>procesado</w:t>
+      </w:r>
+      <w:r>
+        <w:t xml:space="preserve"> frente al total (debe mantenerse alta).</w:t>
+      </w:r>
+    </w:p>
+    <w:p>
+      <w:pPr>
+        <w:pStyle w:val="Listaconvietas"/>
+        <w:ind w:left="720"/>
+      </w:pPr>
+      <w:r>
+        <w:lastRenderedPageBreak/>
+        <w:t>Número de errores por período en la bitácora.</w:t>
+      </w:r>
+    </w:p>
+    <w:p>
+      <w:pPr>
+        <w:pStyle w:val="Listaconvietas"/>
+        <w:ind w:left="720"/>
+      </w:pPr>
+      <w:r>
+        <w:t xml:space="preserve">Crecimiento del archivo </w:t>
+      </w:r>
+      <w:r>
+        <w:rPr>
+          <w:rFonts w:ascii="Courier New" w:hAnsi="Courier New"/>
+          <w:color w:val="C7254E"/>
+          <w:sz w:val="18"/>
+        </w:rPr>
+        <w:t>data/sigad.sqlite</w:t>
+      </w:r>
+      <w:r>
+        <w:t xml:space="preserve"> y de </w:t>
+      </w:r>
+      <w:r>
+        <w:rPr>
+          <w:rFonts w:ascii="Courier New" w:hAnsi="Courier New"/>
+          <w:color w:val="C7254E"/>
+          <w:sz w:val="18"/>
+        </w:rPr>
+        <w:t>uploads/</w:t>
+      </w:r>
+      <w:r>
+        <w:t>.</w:t>
+      </w:r>
+    </w:p>
+    <w:p>
+      <w:pPr>
+        <w:pStyle w:val="Listaconvietas"/>
+        <w:ind w:left="720"/>
+      </w:pPr>
+      <w:r>
+        <w:t>Tiempo de respuesta del chat y del panel.</w:t>
+      </w:r>
+    </w:p>
+    <w:p>
+      <w:pPr>
+        <w:pBdr>
+          <w:bottom w:val="single" w:sz="6" w:space="1" w:color="1A3C6E"/>
+        </w:pBdr>
+        <w:spacing w:before="120"/>
+      </w:pPr>
+    </w:p>
+    <w:p>
+      <w:pPr>
+        <w:pStyle w:val="Ttulo2"/>
+      </w:pPr>
+      <w:r>
+        <w:t>11. Checklist de verificación post-instalación</w:t>
       </w:r>
     </w:p>
     <w:p>
@@ -3798,8 +4739,7 @@
         <w:pStyle w:val="Ttulo2"/>
       </w:pPr>
       <w:r>
-        <w:lastRenderedPageBreak/>
-        <w:t>11. Referencias</w:t>
+        <w:t>12. Referencias</w:t>
       </w:r>
     </w:p>
     <w:p>
@@ -4054,31 +4994,31 @@
       </w:rPr>
     </w:lvl>
   </w:abstractNum>
-  <w:num w:numId="1" w16cid:durableId="869562063">
+  <w:num w:numId="1" w16cid:durableId="1285888455">
     <w:abstractNumId w:val="8"/>
   </w:num>
-  <w:num w:numId="2" w16cid:durableId="1027411705">
+  <w:num w:numId="2" w16cid:durableId="28918682">
     <w:abstractNumId w:val="6"/>
   </w:num>
-  <w:num w:numId="3" w16cid:durableId="999424243">
+  <w:num w:numId="3" w16cid:durableId="2026711203">
     <w:abstractNumId w:val="5"/>
   </w:num>
-  <w:num w:numId="4" w16cid:durableId="924802177">
+  <w:num w:numId="4" w16cid:durableId="1007562751">
     <w:abstractNumId w:val="4"/>
   </w:num>
-  <w:num w:numId="5" w16cid:durableId="1415474827">
+  <w:num w:numId="5" w16cid:durableId="463161144">
     <w:abstractNumId w:val="7"/>
   </w:num>
-  <w:num w:numId="6" w16cid:durableId="627516036">
+  <w:num w:numId="6" w16cid:durableId="692540214">
     <w:abstractNumId w:val="3"/>
   </w:num>
-  <w:num w:numId="7" w16cid:durableId="1511292704">
+  <w:num w:numId="7" w16cid:durableId="1712459914">
     <w:abstractNumId w:val="2"/>
   </w:num>
-  <w:num w:numId="8" w16cid:durableId="1955940654">
+  <w:num w:numId="8" w16cid:durableId="1338145519">
     <w:abstractNumId w:val="1"/>
   </w:num>
-  <w:num w:numId="9" w16cid:durableId="510410247">
+  <w:num w:numId="9" w16cid:durableId="1426683602">
     <w:abstractNumId w:val="0"/>
   </w:num>
 </w:numbering>
@@ -4488,7 +5428,7 @@
     <w:link w:val="Ttulo1Car"/>
     <w:uiPriority w:val="9"/>
     <w:qFormat/>
-    <w:rsid w:val="00755A0B"/>
+    <w:rsid w:val="00CD5952"/>
     <w:pPr>
       <w:keepNext/>
       <w:keepLines/>
@@ -4512,7 +5452,7 @@
     <w:uiPriority w:val="9"/>
     <w:unhideWhenUsed/>
     <w:qFormat/>
-    <w:rsid w:val="00755A0B"/>
+    <w:rsid w:val="00CD5952"/>
     <w:pPr>
       <w:keepNext/>
       <w:keepLines/>
@@ -4536,7 +5476,7 @@
     <w:uiPriority w:val="9"/>
     <w:unhideWhenUsed/>
     <w:qFormat/>
-    <w:rsid w:val="00755A0B"/>
+    <w:rsid w:val="00CD5952"/>
     <w:pPr>
       <w:keepNext/>
       <w:keepLines/>
@@ -4557,10 +5497,9 @@
     <w:next w:val="Normal"/>
     <w:link w:val="Ttulo4Car"/>
     <w:uiPriority w:val="9"/>
-    <w:semiHidden/>
     <w:unhideWhenUsed/>
     <w:qFormat/>
-    <w:rsid w:val="00FC693F"/>
+    <w:rsid w:val="00CD5952"/>
     <w:pPr>
       <w:keepNext/>
       <w:keepLines/>
@@ -4573,7 +5512,7 @@
       <w:bCs/>
       <w:i/>
       <w:iCs/>
-      <w:color w:val="4F81BD" w:themeColor="accent1"/>
+      <w:color w:val="000000" w:themeColor="text1"/>
     </w:rPr>
   </w:style>
   <w:style w:type="paragraph" w:styleId="Ttulo5">
@@ -4776,7 +5715,7 @@
     <w:basedOn w:val="Fuentedeprrafopredeter"/>
     <w:link w:val="Ttulo1"/>
     <w:uiPriority w:val="9"/>
-    <w:rsid w:val="00755A0B"/>
+    <w:rsid w:val="00CD5952"/>
     <w:rPr>
       <w:rFonts w:asciiTheme="majorHAnsi" w:eastAsiaTheme="majorEastAsia" w:hAnsiTheme="majorHAnsi" w:cstheme="majorBidi"/>
       <w:b/>
@@ -4791,7 +5730,7 @@
     <w:basedOn w:val="Fuentedeprrafopredeter"/>
     <w:link w:val="Ttulo2"/>
     <w:uiPriority w:val="9"/>
-    <w:rsid w:val="00755A0B"/>
+    <w:rsid w:val="00CD5952"/>
     <w:rPr>
       <w:rFonts w:asciiTheme="majorHAnsi" w:eastAsiaTheme="majorEastAsia" w:hAnsiTheme="majorHAnsi" w:cstheme="majorBidi"/>
       <w:b/>
@@ -4806,7 +5745,7 @@
     <w:basedOn w:val="Fuentedeprrafopredeter"/>
     <w:link w:val="Ttulo3"/>
     <w:uiPriority w:val="9"/>
-    <w:rsid w:val="00755A0B"/>
+    <w:rsid w:val="00CD5952"/>
     <w:rPr>
       <w:rFonts w:asciiTheme="majorHAnsi" w:eastAsiaTheme="majorEastAsia" w:hAnsiTheme="majorHAnsi" w:cstheme="majorBidi"/>
       <w:b/>
@@ -5170,15 +6109,14 @@
     <w:basedOn w:val="Fuentedeprrafopredeter"/>
     <w:link w:val="Ttulo4"/>
     <w:uiPriority w:val="9"/>
-    <w:semiHidden/>
-    <w:rsid w:val="00FC693F"/>
+    <w:rsid w:val="00CD5952"/>
     <w:rPr>
       <w:rFonts w:asciiTheme="majorHAnsi" w:eastAsiaTheme="majorEastAsia" w:hAnsiTheme="majorHAnsi" w:cstheme="majorBidi"/>
       <w:b/>
       <w:bCs/>
       <w:i/>
       <w:iCs/>
-      <w:color w:val="4F81BD" w:themeColor="accent1"/>
+      <w:color w:val="000000" w:themeColor="text1"/>
     </w:rPr>
   </w:style>
   <w:style w:type="character" w:customStyle="1" w:styleId="Ttulo5Car">
